--- a/documents/REPORT/MS_EcoTwin_V2_revised.docx
+++ b/documents/REPORT/MS_EcoTwin_V2_revised.docx
@@ -795,7 +795,7 @@
           <w:sz w:val="20"/>
           <w:szCs w:val="20"/>
         </w:rPr>
-        <w:t>Sentinel-2 imagery provides the primary remote-sensing input. Image filtering, compositing, and export were performed in Google Earth Engine (Gorelick et al., 2017) using the harmonized Level-2A surface-reflectance collection for every year; no Level-1C imagery is used. The analysis covers 2016–2025, extending the initial acquisition period of 2018–2025 to include earlier observations. Of the 8,290 possible lake-years (829 lakes × 10 years), 8,268 have a complete record: 816 in 2016, 820 in 2017, and all 829 in each year from 2018 to 2025 (Table 1). Of the 22 missing lake-years, 19 have no Sentinel-2 surface-reflectance scenes in Earth Engine (coastal lakes in Tamil Nadu and Puducherry; 11 in 2016 and 8 in 2017), and 3 had no cloud-free lake pixels in the annual composite and were excluded. Missing lake-years are left absent rather than interpolated, because temporal analog retrieval requires five consecutive annual observations.</w:t>
+        <w:t>Sentinel-2 imagery provides the primary remote-sensing input. Image filtering, compositing, and export were performed in Google Earth Engine (Gorelick et al., 2017) using the harmonized Level-2A surface-reflectance collection for every year; no Level-1C imagery is used. The analysis covers 2016–2025, extending the initial acquisition period of 2018–2025 to include earlier observations. Of the 8,290 possible lake-years (829 lakes × 10 years), 8,268 have a complete record: 816 in 2016, 820 in 2017, and all 829 in each year from 2018 to 2025 (Table 1). Of the 22 missing lake-years, 19 have no Sentinel-2 surface-reflectance scenes in Earth Engine (coastal lakes in Tamil Nadu and Puducherry; 11 in 2016 and 8 in 2017), and 3 had fewer than the 100 cloud-free lake pixels required for an embedding and were excluded. Missing lake-years are left absent rather than interpolated, because temporal analog retrieval requires five consecutive annual observations.</w:t>
       </w:r>
     </w:p>
     <w:p>
@@ -958,7 +958,7 @@
           <w:sz w:val="20"/>
           <w:szCs w:val="20"/>
         </w:rPr>
-        <w:t>A lake-year receives an embedding when all imagery tiles for its annual composite have been downloaded and merged, at least one lake pixel is cloud-free, and model encoding succeeds. Processing status is recorded for each tile and lake-year, and each stage skips lake-years whose outputs are already present and current, so an interrupted run can resume without repeating completed work. Lake-years with no usable imagery have no embedding or feature record and are therefore absent rather than marked as failed embeddings.</w:t>
+        <w:t>A lake-year receives an embedding when all imagery tiles for its annual composite have been downloaded and merged, at least 100 lake pixels (about 9 ha) are cloud-free, and model encoding succeeds. Processing status is recorded for each tile and lake-year, and each stage skips lake-years whose outputs are already present and current, so an interrupted run can resume without repeating completed work. Lake-years with no usable imagery have no embedding or feature record and are therefore absent rather than marked as failed embeddings.</w:t>
       </w:r>
     </w:p>
     <w:p>
@@ -1094,7 +1094,7 @@
           <w:sz w:val="20"/>
           <w:szCs w:val="20"/>
         </w:rPr>
-        <w:t xml:space="preserve">For each lake-year combination, the pipeline queries the Sentinel-2 harmonized surface-reflectance collection (COPERNICUS/S2_SR_HARMONIZED). Scenes with reported cloud cover exceeding 20% are excluded. Unusable pixels are then masked with Cloud Score+ (cs_cdf ≥ 0.6 retained) together with the scene-classification classes for saturated pixels and snow or ice; the snow and ice mask also removes frozen surfaces, which affects </w:t>
+        <w:t xml:space="preserve">For each lake-year combination, the pipeline queries the Sentinel-2 harmonized surface-reflectance collection (COPERNICUS/S2_SR_HARMONIZED). Scenes with reported cloud cover of 20% or more are excluded. Unusable pixels are then masked with Cloud Score+ (cs_cdf ≥ 0.6 retained) together with the scene-classification classes for saturated pixels and snow or ice; the snow and ice mask also removes frozen surfaces, which affects </w:t>
       </w:r>
       <w:r>
         <w:rPr>
@@ -1835,7 +1835,7 @@
           <w:sz w:val="20"/>
           <w:szCs w:val="20"/>
         </w:rPr>
-        <w:t>Before inference, the six model bands are extracted from each window and scaled with Prithvi's per-band training mean and standard deviation; missing pixels are filled with the band's training mean, which becomes zero after scaling, as in the model's reference inference code (NASA and IBM, n.d.). Each window is supplied as a single annual frame, and the pre-trained encoder is used in evaluation mode without fine-tuning and without masking.</w:t>
+        <w:t>Before inference, the six model bands are extracted from each window and scaled with Prithvi's per-band training mean and standard deviation; missing pixels are filled with the band's training mean, which becomes zero after scaling, as in the model's reference inference code (NASA and IBM, n.d.). Each window is supplied as a single annual frame, and the pre-trained encoder is used in evaluation mode without fine-tuning and without random masking.</w:t>
       </w:r>
     </w:p>
     <w:p>
@@ -6498,7 +6498,7 @@
           <w:sz w:val="20"/>
           <w:szCs w:val="20"/>
         </w:rPr>
-        <w:t xml:space="preserve">For the target lake and its retrieved analogs, annual spectral-band statistics are assembled into time series from which the environmental indices defined in Table 2 are calculated. Indices are generated on demand from the stored band statistics rather than stored as fixed derived values. This approach allows changes to an index definition to be applied consistently when the time series are regenerated. The forecasting procedure transfers observed index changes from analogous lakes rather than their absolute index values. The anchor year </w:t>
+        <w:t xml:space="preserve">For the target lake and its retrieved analogs, annual spectral-band statistics are assembled into time series from which the environmental indices defined in Table 2 are calculated. The five indicators are generated on demand from the stored band means rather than read from stored derived values. This approach allows changes to an index definition to be applied consistently when the time series are regenerated. The forecasting procedure transfers observed index changes from analogous lakes rather than their absolute index values. The anchor year </w:t>
       </w:r>
       <m:oMath>
         <m:sSub>
@@ -11892,7 +11892,7 @@
           <w:sz w:val="20"/>
           <w:szCs w:val="20"/>
         </w:rPr>
-        <w:t>EcoTwin separates offline data processing from online retrieval and visualisation. The offline pipeline acquires satellite imagery, processes raster data, generates embeddings, and populates the database. The online application uses these stored outputs for similarity search, temporal profiling, and directional forecasting. Figure 2 shows the pipeline control interface, which allows the six processing stages to be initiated independently. Processing status is retained so that interrupted jobs can resume without repeating completed work. Figure 3 presents the five principal system components and their interactions. All communication between components passes through the FastAPI backend, and analysis requests, such as similarity searches, forecasts, and reports, do not trigger Earth Engine processing or foundation-model inference.</w:t>
+        <w:t>EcoTwin separates offline data processing from online retrieval and visualisation. The offline pipeline acquires satellite imagery, processes raster data, generates embeddings, and populates the database. The online application uses these stored outputs for similarity search, temporal profiling, and directional forecasting. Processing status is retained so that interrupted jobs can resume without repeating completed work. Figure 2 presents the five principal system components and their interactions. All communication between components passes through the FastAPI backend, and analysis requests, such as similarity searches, forecasts, and reports, do not trigger Earth Engine processing or foundation-model inference.</w:t>
       </w:r>
     </w:p>
     <w:p>
@@ -11952,7 +11952,7 @@
           <w:sz w:val="20"/>
           <w:szCs w:val="20"/>
         </w:rPr>
-        <w:t>The database schema separates lake-level embeddings from measured spectral features. The regions table stores one record per lake-year, enforced by a uniqueness constraint on (lake_id, year); each record holds the combined embedding together with the lake and shoreline vectors, their token weights, the lake weight used, and an embedding-version marker. The lake_features table stores, for pixels inside the lake polygon, the mean, standard deviation, minimum, maximum, and median of all 11 spectral bands, statistics of the number of cloud-free observations, pixel and coverage counts, cloud percentage, and grey-level co-occurrence matrix (GLCM) texture features computed on B8. The five forecast indicators are calculated from the stored band means when required. This structure keeps the representations used for analog retrieval separate from the measured features used to construct environmental-index time series and directional forecasts.</w:t>
+        <w:t>The database schema separates lake-level embeddings from measured spectral features. The regions table stores one record per lake-year, enforced by a uniqueness constraint on (lake_id, year); each record holds the combined embedding together with the lake and shoreline vectors, their token weights, the lake weight used, and an embedding-version marker. The lake_features table stores, for pixels inside the lake polygon, the mean, standard deviation, minimum, maximum, and median of all 11 spectral bands, statistics of the number of cloud-free observations, pixel and coverage counts, cloud percentage, grey-level co-occurrence matrix (GLCM) texture features computed on B8, per-pixel statistics of additional spectral indices (including NDVI, NDWI, MNDWI, EVI, SAVI, and NBR), and counts of water, vegetation, and soil pixels. These stored index statistics are not used for forecasting. The five forecast indicators are calculated from the stored band means when required. This structure keeps the representations used for analog retrieval separate from the measured features used to construct environmental-index time series and directional forecasts.</w:t>
       </w:r>
     </w:p>
     <w:p>
@@ -12468,8 +12468,7 @@
           <w:sz w:val="20"/>
           <w:szCs w:val="20"/>
         </w:rPr>
-        <w:lastRenderedPageBreak/>
-        <w:t>account when a request was rejected with HTTP 429. Processing within one long-running server process accumulated about 4 GB of memory and was terminated on an 8 GB machine; each year was therefore processed in a separate process, with up to three years running in parallel on separate accounts. Under this arrangement, all ten years were processed in about 12 hours of elapsed time.</w:t>
+        <w:t>account when a request was rejected with HTTP 429. Processing within one long-running server process accumulated about 4 GB of memory and was terminated on an 8 GB machine; the merging, embedding, and feature-generation steps were therefore run in separate short-lived processes. Under this arrangement, all ten years were processed in about 12 hours of elapsed time.</w:t>
       </w:r>
     </w:p>
     <w:p>
@@ -12605,7 +12604,7 @@
           <w:sz w:val="20"/>
           <w:szCs w:val="20"/>
         </w:rPr>
-        <w:t>Chilika is a large brackish-water lagoon on the Odisha coast, separated from the Bay of Bengal by a barrier spit. With an area of approximately 843 km², it is the largest lake in the deployed cohort. Figure 4 shows its boundary in the EcoTwin application. Its measured index history is given in Table 4, its retrieved analogs in Table 5, and its forecast in Table 6.</w:t>
+        <w:t>Chilika is a large brackish-water lagoon on the Odisha coast, separated from the Bay of Bengal by a barrier spit. With an area of approximately 843 km², it is the largest lake in the deployed cohort. Figure 3 shows its boundary in the EcoTwin application. Its measured index history is given in Table 4, its retrieved analogs in Table 5, and its forecast in Table 6.</w:t>
       </w:r>
     </w:p>
     <w:p>
@@ -12635,7 +12634,7 @@
           <w:sz w:val="20"/>
           <w:szCs w:val="20"/>
         </w:rPr>
-        <w:t>Chilika exhibits negative NDVI (−0.22 to −0.08) and positive NDWI (0.13 to 0.36) in every year of the record, consistent with a predominantly open-water spectral signature. These indices provide complementary information about vegetation-associated reflectance and water-related spectral characteristics, but neither directly quantifies aquatic vegetation cover or water extent. Its five highest-ranked analogs are large inland reservoirs rather than coastal lagoons, led by the Govind Ballabah Pant reservoir in Uttar Pradesh (raw cosine 0.99590). Four of the nine candidates examined (ranks 1, 4, 6, and 8) have matched windows ending in 2025 and cannot contribute, so the forecast uses the analogs at ranks 2, 3, 5, 7, and 9. For 2026, with all five contributing, the forecast indicates increasing NDVI and red-edge slope and decreasing NDWI and NDTI, with NDCI stable. Only two analogs provide observations for 2027 and 2028: in 2027 all indices except red-edge slope are classified as stable, and in 2028 NDVI and red-edge slope again increase and NDWI decreases. Taken together, these estimates suggest a possible shift towards a stronger vegetation-associated spectral response and a weaker water-associated signal. However, these changes do not establish that vegetation cover will increase or that open-water area will decline, and the later estimates rest on only two analogs.</w:t>
+        <w:t>Chilika exhibits negative NDVI (−0.22 to −0.08) and positive NDWI (0.13 to 0.36) in every year of the record, consistent with a predominantly open-water spectral signature. These indices provide complementary information about vegetation-associated reflectance and water-related spectral characteristics, but neither directly quantifies aquatic vegetation cover or water extent. Its five highest-ranked analogs are large inland reservoirs rather than coastal lagoons, led by the Govind Ballabah Pant reservoir in Uttar Pradesh (raw cosine 0.99590). Four of the nine candidates examined (ranks 1, 4, 6, and 8) have matched windows ending in 2025 and cannot contribute, so the forecast uses the analogs at ranks 2, 3, 5, 7, and 9. For 2026, with all five contributing, the forecast indicates increasing NDVI and red-edge slope, with NDCI, NDWI, and NDTI stable; the NDWI change (−0.033) falls just inside its threshold (±0.035). Only two analogs provide observations for 2027 and 2028, and every index is classified as stable in both years, although the 2028 NDVI, NDWI, and red-edge slope changes have the same signs as in 2026. Taken together, these estimates suggest a possible short-term strengthening of the vegetation-associated spectral response. However, this does not establish that vegetation cover will increase, and the later estimates rest on only two analogs.</w:t>
       </w:r>
     </w:p>
     <w:p>
@@ -12824,7 +12823,7 @@
           <w:sz w:val="20"/>
           <w:szCs w:val="20"/>
         </w:rPr>
-        <w:t>Five analogs contribute to the 2026 estimate and four to each of the 2027 and 2028 estimates, so no Beas forecast cell is classified as uncertain. The 2026 estimates indicate a small increase in NDCI and a small decrease in NDTI, with NDVI, NDWI, and red-edge slope stable. For 2027, NDCI, NDVI, and NDTI increase while NDWI and red-edge slope decrease; for 2028, NDCI, NDVI, and red-edge slope decrease, NDWI increases, and NDTI is stable. These alternating directions reflect the variability of the analogs' subsequent changes rather than a sustained trend.</w:t>
+        <w:t>Five analogs contribute to the 2026 estimate and four to each of the 2027 and 2028 estimates, so no Beas forecast cell is classified as uncertain. All five indices are classified as stable in 2026 and 2028. For 2027, NDCI and NDTI increase and NDWI decreases, while NDVI and red-edge slope are stable. The 2027 changes are not sustained: in 2028 the NDCI and NDWI changes reverse sign while remaining within their thresholds. This reflects the variability of the analogs' subsequent changes rather than a sustained trend.</w:t>
       </w:r>
     </w:p>
     <w:p>
@@ -12998,7 +12997,7 @@
           <w:sz w:val="20"/>
           <w:szCs w:val="20"/>
         </w:rPr>
-        <w:t>Five analogs contribute to the 2026 and 2027 estimates and three to the 2028 estimate. In all three years, NDVI and red-edge slope increase and NDWI decreases; NDCI and NDTI are stable in 2026 and 2027 and increase in 2028. The 2028 changes are much larger than those in earlier years (for example, a red-edge slope change of +0.0106 and an NDWI change of −0.126), because they come from three analogs whose matched windows end in 2021. These estimates should be interpreted as tentative directional outputs rather than calibrated predictions of vegetation or water-quality change.</w:t>
+        <w:t>Five analogs contribute to the 2026 and 2027 estimates and three to the 2028 estimate. All five indices are classified as stable in 2026 and 2027, although the NDVI and red-edge slope changes are positive and the NDWI changes negative in both years. In 2028, NDCI, NDVI, NDTI, and red-edge slope increase and NDWI decreases. The 2028 changes are much larger than those in earlier years (for example, a red-edge slope change of +0.0106 and an NDWI change of −0.126), because they come from three analogs whose matched windows end in 2021. These estimates should be interpreted as tentative directional outputs rather than calibrated predictions of vegetation or water-quality change.</w:t>
       </w:r>
     </w:p>
     <w:p>
@@ -13169,7 +13168,7 @@
           <w:sz w:val="20"/>
           <w:szCs w:val="20"/>
         </w:rPr>
-        <w:t>Pangong Tso does not contribute to the forecast: its matched window, like those of the candidates at ranks 2 and 5, ends in 2025. The forecast therefore uses the analogs at ranks 3, 4, 6, 7, and 8, all of which are reservoirs or lakes outside Ladakh, including the Rana Pratap, Matatila, and Nagarjuna reservoirs and Beas. Five analogs contribute in 2026, three in 2027, and two in 2028. The 2026 estimates indicate increasing NDCI and NDVI, decreasing NDWI and red-edge slope, and stable NDTI; red-edge slope and NDTI decrease in the later years. Because the contributing analogs differ from the retrieval match that motivates the case, the Tso Morari forecast illustrates that strong retrieval and forecast evidence are separate. Fewer contributing analogs indicate reduced evidence availability, but their effect on accuracy has not been evaluated.</w:t>
+        <w:t>Pangong Tso does not contribute to the forecast: its matched window, like those of the candidates at ranks 2 and 5, ends in 2025. The forecast therefore uses the analogs at ranks 3, 4, 6, 7, and 8, all of which are reservoirs or lakes outside Ladakh, including the Rana Pratap, Matatila, and Nagarjuna reservoirs and Beas. Five analogs contribute in 2026, three in 2027, and two in 2028. The 2026 estimates indicate increasing NDCI and decreasing red-edge slope, with NDVI, NDWI, and NDTI stable; all indices are classified as stable in 2027 and 2028. Because the contributing analogs differ from the retrieval match that motivates the case, the Tso Morari forecast illustrates that strong retrieval and forecast evidence are separate. Fewer contributing analogs indicate reduced evidence availability, but their effect on accuracy has not been evaluated.</w:t>
       </w:r>
     </w:p>
     <w:p>
@@ -13342,7 +13341,7 @@
           <w:sz w:val="20"/>
           <w:szCs w:val="20"/>
         </w:rPr>
-        <w:t>Five analogs contribute to the 2026 estimate, three to 2027, and only one to 2028, so all five 2028 cells are classified as uncertain. For 2026 and 2027, the forecast indicates increasing NDVI, red-edge slope, and NDTI and decreasing NDWI, with NDCI increasing in 2026 and stable in 2027. These estimates therefore suggest a partial reversal of the observed decline in the vegetation-associated indices rather than its continuation. The limited support at the later horizons should be reported when interpreting these estimates, although the number of contributing analogs alone does not determine their accuracy.</w:t>
+        <w:t>Five analogs contribute to the 2026 estimate, three to 2027, and only one to 2028, so all five 2028 cells are classified as uncertain. For 2026, the forecast indicates increasing NDCI, NDVI, NDTI, and red-edge slope and decreasing NDWI. In 2027, with three analogs, all five indices are classified as stable, although each change keeps its 2026 sign. The 2026 estimates therefore suggest a partial reversal of the observed decline in the vegetation-associated indices rather than its continuation. The limited support at the later horizons should be reported when interpreting these estimates, although the number of contributing analogs alone does not determine their accuracy.</w:t>
       </w:r>
     </w:p>
     <w:p>
@@ -13607,7 +13606,7 @@
           <w:sz w:val="20"/>
           <w:szCs w:val="20"/>
         </w:rPr>
-        <w:t>Fifth, EcoTwin returns an uncertain classification when the number of eligible analogs falls below the specified threshold rather than forcing a directional estimate. Table 6 lists the 75 forecast cells generated across the five sites, five indices, and three forecast horizons. Five cells, an uncertain-classification (abstention) rate of 6.7%, are classified as uncertain; all of them are Sasthamcotta's 2028 estimates. Of the remaining cells, 29 are classified as increasing, 21 as decreasing, and 20 as stable. The abstention rule makes limitations in analog availability explicit, but it is not a calibrated uncertainty measure, and the directional classifications should not be interpreted as accurate forecasts until performance has been assessed against withheld observations.</w:t>
+        <w:t>Fifth, EcoTwin returns an uncertain classification when the number of eligible analogs falls below the specified threshold rather than forcing a directional estimate. Table 6 lists the 75 forecast cells generated across the five sites, five indices, and three forecast horizons. Five cells, an uncertain-classification (abstention) rate of 6.7%, are classified as uncertain; all of them are Sasthamcotta's 2028 estimates. Of the remaining cells, 13 are classified as increasing, 4 as decreasing, and 53 as stable. Most estimated changes fall within their index- and horizon-specific thresholds; the 17 directional cells are concentrated in 2026 (9), the Beas 2027 estimates (3), and the Tawa 2028 estimates (5). The abstention rule makes limitations in analog availability explicit, but it is not a calibrated uncertainty measure, and the directional classifications should not be interpreted as accurate forecasts until performance has been assessed against withheld observations.</w:t>
       </w:r>
     </w:p>
     <w:p>
@@ -15857,7 +15856,7 @@
                 <w:sz w:val="18"/>
                 <w:szCs w:val="18"/>
               </w:rPr>
-              <w:t>No cloud-free lake pixels</w:t>
+              <w:t>Fewer than 100 cloud-free lake pixels</w:t>
             </w:r>
           </w:p>
         </w:tc>
@@ -33355,7 +33354,7 @@
                 <w:sz w:val="18"/>
                 <w:szCs w:val="18"/>
               </w:rPr>
-              <w:t>↑ +0.0264 (n=2)</w:t>
+              <w:t>→ +0.0264 (n=2)</w:t>
             </w:r>
           </w:p>
         </w:tc>
@@ -33417,7 +33416,7 @@
                 <w:sz w:val="18"/>
                 <w:szCs w:val="18"/>
               </w:rPr>
-              <w:t>↓ -0.0331 (n=5)</w:t>
+              <w:t>→ -0.0331 (n=5)</w:t>
             </w:r>
           </w:p>
         </w:tc>
@@ -33463,7 +33462,7 @@
                 <w:sz w:val="18"/>
                 <w:szCs w:val="18"/>
               </w:rPr>
-              <w:t>↓ -0.0251 (n=2)</w:t>
+              <w:t>→ -0.0251 (n=2)</w:t>
             </w:r>
           </w:p>
         </w:tc>
@@ -33525,7 +33524,7 @@
                 <w:sz w:val="18"/>
                 <w:szCs w:val="18"/>
               </w:rPr>
-              <w:t>↓ -0.0076 (n=5)</w:t>
+              <w:t>→ -0.0076 (n=5)</w:t>
             </w:r>
           </w:p>
         </w:tc>
@@ -33656,7 +33655,7 @@
                 <w:sz w:val="18"/>
                 <w:szCs w:val="18"/>
               </w:rPr>
-              <w:t>↓ -0.00026 (n=2)</w:t>
+              <w:t>→ -0.00026 (n=2)</w:t>
             </w:r>
           </w:p>
         </w:tc>
@@ -33679,7 +33678,7 @@
                 <w:sz w:val="18"/>
                 <w:szCs w:val="18"/>
               </w:rPr>
-              <w:t>↑ +0.00321 (n=2)</w:t>
+              <w:t>→ +0.00321 (n=2)</w:t>
             </w:r>
           </w:p>
         </w:tc>
@@ -33749,7 +33748,7 @@
                 <w:sz w:val="18"/>
                 <w:szCs w:val="18"/>
               </w:rPr>
-              <w:t>↑ +0.0054 (n=5)</w:t>
+              <w:t>→ +0.0054 (n=5)</w:t>
             </w:r>
           </w:p>
         </w:tc>
@@ -33795,7 +33794,7 @@
                 <w:sz w:val="18"/>
                 <w:szCs w:val="18"/>
               </w:rPr>
-              <w:t>↓ -0.0090 (n=4)</w:t>
+              <w:t>→ -0.0090 (n=4)</w:t>
             </w:r>
           </w:p>
         </w:tc>
@@ -33880,7 +33879,7 @@
                 <w:sz w:val="18"/>
                 <w:szCs w:val="18"/>
               </w:rPr>
-              <w:t>↑ +0.0060 (n=4)</w:t>
+              <w:t>→ +0.0060 (n=4)</w:t>
             </w:r>
           </w:p>
         </w:tc>
@@ -33903,7 +33902,7 @@
                 <w:sz w:val="18"/>
                 <w:szCs w:val="18"/>
               </w:rPr>
-              <w:t>↓ -0.0166 (n=4)</w:t>
+              <w:t>→ -0.0166 (n=4)</w:t>
             </w:r>
           </w:p>
         </w:tc>
@@ -34011,7 +34010,7 @@
                 <w:sz w:val="18"/>
                 <w:szCs w:val="18"/>
               </w:rPr>
-              <w:t>↑ +0.0126 (n=4)</w:t>
+              <w:t>→ +0.0126 (n=4)</w:t>
             </w:r>
           </w:p>
         </w:tc>
@@ -34073,7 +34072,7 @@
                 <w:sz w:val="18"/>
                 <w:szCs w:val="18"/>
               </w:rPr>
-              <w:t>↓ -0.0052 (n=5)</w:t>
+              <w:t>→ -0.0052 (n=5)</w:t>
             </w:r>
           </w:p>
         </w:tc>
@@ -34204,7 +34203,7 @@
                 <w:sz w:val="18"/>
                 <w:szCs w:val="18"/>
               </w:rPr>
-              <w:t>↓ -0.00028 (n=4)</w:t>
+              <w:t>→ -0.00028 (n=4)</w:t>
             </w:r>
           </w:p>
         </w:tc>
@@ -34227,7 +34226,7 @@
                 <w:sz w:val="18"/>
                 <w:szCs w:val="18"/>
               </w:rPr>
-              <w:t>↓ -0.00202 (n=4)</w:t>
+              <w:t>→ -0.00202 (n=4)</w:t>
             </w:r>
           </w:p>
         </w:tc>
@@ -34405,7 +34404,7 @@
                 <w:sz w:val="18"/>
                 <w:szCs w:val="18"/>
               </w:rPr>
-              <w:t>↑ +0.0128 (n=5)</w:t>
+              <w:t>→ +0.0128 (n=5)</w:t>
             </w:r>
           </w:p>
         </w:tc>
@@ -34428,7 +34427,7 @@
                 <w:sz w:val="18"/>
                 <w:szCs w:val="18"/>
               </w:rPr>
-              <w:t>↑ +0.0289 (n=5)</w:t>
+              <w:t>→ +0.0289 (n=5)</w:t>
             </w:r>
           </w:p>
         </w:tc>
@@ -34513,7 +34512,7 @@
                 <w:sz w:val="18"/>
                 <w:szCs w:val="18"/>
               </w:rPr>
-              <w:t>↓ -0.0101 (n=5)</w:t>
+              <w:t>→ -0.0101 (n=5)</w:t>
             </w:r>
           </w:p>
         </w:tc>
@@ -34536,7 +34535,7 @@
                 <w:sz w:val="18"/>
                 <w:szCs w:val="18"/>
               </w:rPr>
-              <w:t>↓ -0.0238 (n=5)</w:t>
+              <w:t>→ -0.0238 (n=5)</w:t>
             </w:r>
           </w:p>
         </w:tc>
@@ -34729,7 +34728,7 @@
                 <w:sz w:val="18"/>
                 <w:szCs w:val="18"/>
               </w:rPr>
-              <w:t>↑ +0.00051 (n=5)</w:t>
+              <w:t>→ +0.00051 (n=5)</w:t>
             </w:r>
           </w:p>
         </w:tc>
@@ -34752,7 +34751,7 @@
                 <w:sz w:val="18"/>
                 <w:szCs w:val="18"/>
               </w:rPr>
-              <w:t>↑ +0.00166 (n=5)</w:t>
+              <w:t>→ +0.00166 (n=5)</w:t>
             </w:r>
           </w:p>
         </w:tc>
@@ -34868,7 +34867,7 @@
                 <w:sz w:val="18"/>
                 <w:szCs w:val="18"/>
               </w:rPr>
-              <w:t>↑ +0.0105 (n=3)</w:t>
+              <w:t>→ +0.0105 (n=3)</w:t>
             </w:r>
           </w:p>
         </w:tc>
@@ -34953,7 +34952,7 @@
                 <w:sz w:val="18"/>
                 <w:szCs w:val="18"/>
               </w:rPr>
-              <w:t>↑ +0.0072 (n=5)</w:t>
+              <w:t>→ +0.0072 (n=5)</w:t>
             </w:r>
           </w:p>
         </w:tc>
@@ -34999,7 +34998,7 @@
                 <w:sz w:val="18"/>
                 <w:szCs w:val="18"/>
               </w:rPr>
-              <w:t>↑ +0.0161 (n=2)</w:t>
+              <w:t>→ +0.0161 (n=2)</w:t>
             </w:r>
           </w:p>
         </w:tc>
@@ -35061,7 +35060,7 @@
                 <w:sz w:val="18"/>
                 <w:szCs w:val="18"/>
               </w:rPr>
-              <w:t>↓ -0.0071 (n=5)</w:t>
+              <w:t>→ -0.0071 (n=5)</w:t>
             </w:r>
           </w:p>
         </w:tc>
@@ -35084,7 +35083,7 @@
                 <w:sz w:val="18"/>
                 <w:szCs w:val="18"/>
               </w:rPr>
-              <w:t>↑ +0.0053 (n=3)</w:t>
+              <w:t>→ +0.0053 (n=3)</w:t>
             </w:r>
           </w:p>
         </w:tc>
@@ -35192,7 +35191,7 @@
                 <w:sz w:val="18"/>
                 <w:szCs w:val="18"/>
               </w:rPr>
-              <w:t>↓ -0.0107 (n=3)</w:t>
+              <w:t>→ -0.0107 (n=3)</w:t>
             </w:r>
           </w:p>
         </w:tc>
@@ -35215,7 +35214,7 @@
                 <w:sz w:val="18"/>
                 <w:szCs w:val="18"/>
               </w:rPr>
-              <w:t>↓ -0.0173 (n=2)</w:t>
+              <w:t>→ -0.0173 (n=2)</w:t>
             </w:r>
           </w:p>
         </w:tc>
@@ -35277,7 +35276,7 @@
                 <w:sz w:val="18"/>
                 <w:szCs w:val="18"/>
               </w:rPr>
-              <w:t>↓ -0.00341 (n=5)</w:t>
+              <w:t>↓ -0.00342 (n=5)</w:t>
             </w:r>
           </w:p>
         </w:tc>
@@ -35300,7 +35299,7 @@
                 <w:sz w:val="18"/>
                 <w:szCs w:val="18"/>
               </w:rPr>
-              <w:t>↓ -0.00084 (n=3)</w:t>
+              <w:t>→ -0.00084 (n=3)</w:t>
             </w:r>
           </w:p>
         </w:tc>
@@ -35323,7 +35322,7 @@
                 <w:sz w:val="18"/>
                 <w:szCs w:val="18"/>
               </w:rPr>
-              <w:t>↓ -0.00077 (n=2)</w:t>
+              <w:t>→ -0.00077 (n=2)</w:t>
             </w:r>
           </w:p>
         </w:tc>
@@ -35524,7 +35523,7 @@
                 <w:sz w:val="18"/>
                 <w:szCs w:val="18"/>
               </w:rPr>
-              <w:t>↑ +0.0196 (n=3)</w:t>
+              <w:t>→ +0.0196 (n=3)</w:t>
             </w:r>
           </w:p>
         </w:tc>
@@ -35632,7 +35631,7 @@
                 <w:sz w:val="18"/>
                 <w:szCs w:val="18"/>
               </w:rPr>
-              <w:t>↓ -0.0245 (n=3)</w:t>
+              <w:t>→ -0.0245 (n=3)</w:t>
             </w:r>
           </w:p>
         </w:tc>
@@ -35740,7 +35739,7 @@
                 <w:sz w:val="18"/>
                 <w:szCs w:val="18"/>
               </w:rPr>
-              <w:t>↑ +0.0060 (n=3)</w:t>
+              <w:t>→ +0.0060 (n=3)</w:t>
             </w:r>
           </w:p>
         </w:tc>
@@ -35848,7 +35847,7 @@
                 <w:sz w:val="18"/>
                 <w:szCs w:val="18"/>
               </w:rPr>
-              <w:t>↑ +0.00164 (n=3)</w:t>
+              <w:t>→ +0.00164 (n=3)</w:t>
             </w:r>
           </w:p>
         </w:tc>
@@ -35899,7 +35898,7 @@
           <w:sz w:val="18"/>
           <w:szCs w:val="18"/>
         </w:rPr>
-        <w:t>Each cell gives the direction (↑ increase, ↓ decrease, → stable, ? uncertain), the rank-weighted change Σ, and the number of contributing analogs n. τ = 0.005; fewer than two analogs gives an uncertain classification. Totals: 29 ↑, 21 ↓, 20 →, 5 ? (75 cells).</w:t>
+        <w:t>Each cell gives the direction (↑ increase, ↓ decrease, → stable, ? uncertain), the rank-weighted change Σ, and the number of contributing analogs n. The threshold τ is specific to each index and horizon (half the cohort median absolute change over that horizon); τ for 2026/2027/2028: NDCI 0.011/0.013/0.014; NDVI 0.029/0.033/0.037; NDWI 0.035/0.042/0.045; NDTI 0.015/0.017/0.017; red-edge slope 0.0027/0.0036/0.0039. Fewer than two analogs gives an uncertain classification. Totals: 13 ↑, 4 ↓, 53 →, 5 ? (75 cells).</w:t>
       </w:r>
     </w:p>
     <w:p>
@@ -35991,89 +35990,6 @@
     </w:p>
     <w:p>
       <w:pPr>
-        <w:spacing w:before="60" w:after="120" w:line="276" w:lineRule="auto"/>
-        <w:jc w:val="center"/>
-        <w:rPr>
-          <w:rFonts w:ascii="Times New Roman" w:hAnsi="Times New Roman" w:cs="Times New Roman"/>
-          <w:b/>
-          <w:bCs/>
-          <w:sz w:val="20"/>
-          <w:szCs w:val="20"/>
-        </w:rPr>
-      </w:pPr>
-      <w:r>
-        <w:rPr>
-          <w:rFonts w:ascii="Times New Roman" w:hAnsi="Times New Roman" w:cs="Times New Roman"/>
-          <w:b/>
-          <w:bCs/>
-          <w:noProof/>
-          <w:sz w:val="20"/>
-          <w:szCs w:val="20"/>
-        </w:rPr>
-        <w:lastRenderedPageBreak/>
-        <w:drawing>
-          <wp:inline distT="0" distB="0" distL="0" distR="0" wp14:anchorId="46C929F6" wp14:editId="742A756F">
-            <wp:extent cx="5779698" cy="370840"/>
-            <wp:effectExtent l="0" t="0" r="0" b="0"/>
-            <wp:docPr id="249522324" name="Picture 1"/>
-            <wp:cNvGraphicFramePr>
-              <a:graphicFrameLocks xmlns:a="http://schemas.openxmlformats.org/drawingml/2006/main" noChangeAspect="1"/>
-            </wp:cNvGraphicFramePr>
-            <a:graphic xmlns:a="http://schemas.openxmlformats.org/drawingml/2006/main">
-              <a:graphicData uri="http://schemas.openxmlformats.org/drawingml/2006/picture">
-                <pic:pic xmlns:pic="http://schemas.openxmlformats.org/drawingml/2006/picture">
-                  <pic:nvPicPr>
-                    <pic:cNvPr id="249522324" name=""/>
-                    <pic:cNvPicPr/>
-                  </pic:nvPicPr>
-                  <pic:blipFill>
-                    <a:blip r:embed="rId36"/>
-                    <a:stretch>
-                      <a:fillRect/>
-                    </a:stretch>
-                  </pic:blipFill>
-                  <pic:spPr>
-                    <a:xfrm>
-                      <a:off x="0" y="0"/>
-                      <a:ext cx="5863677" cy="376228"/>
-                    </a:xfrm>
-                    <a:prstGeom prst="rect">
-                      <a:avLst/>
-                    </a:prstGeom>
-                  </pic:spPr>
-                </pic:pic>
-              </a:graphicData>
-            </a:graphic>
-          </wp:inline>
-        </w:drawing>
-      </w:r>
-    </w:p>
-    <w:p>
-      <w:pPr>
-        <w:spacing w:before="60" w:after="120" w:line="276" w:lineRule="auto"/>
-        <w:jc w:val="both"/>
-      </w:pPr>
-      <w:r>
-        <w:rPr>
-          <w:rFonts w:ascii="Times New Roman" w:hAnsi="Times New Roman" w:cs="Times New Roman"/>
-          <w:b/>
-          <w:bCs/>
-          <w:sz w:val="20"/>
-          <w:szCs w:val="20"/>
-        </w:rPr>
-        <w:t xml:space="preserve">Figure 2. </w:t>
-      </w:r>
-      <w:r>
-        <w:rPr>
-          <w:rFonts w:ascii="Times New Roman" w:hAnsi="Times New Roman" w:cs="Times New Roman"/>
-          <w:sz w:val="20"/>
-          <w:szCs w:val="20"/>
-        </w:rPr>
-        <w:t>Pipeline control interface, from which each of the six processing stages can be launched independently.</w:t>
-      </w:r>
-    </w:p>
-    <w:p>
-      <w:pPr>
         <w:keepNext/>
         <w:spacing w:after="120"/>
         <w:jc w:val="center"/>
@@ -36137,7 +36053,7 @@
           <w:sz w:val="20"/>
           <w:szCs w:val="20"/>
         </w:rPr>
-        <w:t xml:space="preserve">Figure 3. </w:t>
+        <w:t xml:space="preserve">Figure 2. </w:t>
       </w:r>
       <w:r>
         <w:rPr>
@@ -36217,7 +36133,7 @@
           <w:sz w:val="20"/>
           <w:szCs w:val="20"/>
         </w:rPr>
-        <w:t xml:space="preserve">Figure 4. </w:t>
+        <w:t xml:space="preserve">Figure 3. </w:t>
       </w:r>
       <w:r>
         <w:rPr>
